--- a/Q4 Project Reports/CS2 Project Progress Report.docx
+++ b/Q4 Project Reports/CS2 Project Progress Report.docx
@@ -5578,160 +5578,222 @@
               <w:ind w:left="28"/>
             </w:pPr>
             <w:r>
-              <w:rPr>
-                <w:rFonts w:ascii="Arial" w:eastAsia="Arial" w:hAnsi="Arial" w:cs="Arial"/>
-                <w:sz w:val="17"/>
-              </w:rPr>
               <w:lastRenderedPageBreak/>
-              <w:t>write at least 2 task</w:t>
-            </w:r>
-          </w:p>
-        </w:tc>
-        <w:tc>
-          <w:tcPr>
-            <w:tcW w:w="3364" w:type="dxa"/>
-            <w:tcBorders>
-              <w:top w:val="single" w:sz="5" w:space="0" w:color="000000"/>
-              <w:left w:val="single" w:sz="5" w:space="0" w:color="000000"/>
-              <w:bottom w:val="single" w:sz="5" w:space="0" w:color="000000"/>
-              <w:right w:val="single" w:sz="5" w:space="0" w:color="000000"/>
-            </w:tcBorders>
-          </w:tcPr>
-          <w:p/>
-        </w:tc>
-        <w:tc>
-          <w:tcPr>
-            <w:tcW w:w="3458" w:type="dxa"/>
-            <w:tcBorders>
-              <w:top w:val="single" w:sz="5" w:space="0" w:color="000000"/>
-              <w:left w:val="single" w:sz="5" w:space="0" w:color="000000"/>
-              <w:bottom w:val="single" w:sz="5" w:space="0" w:color="000000"/>
-              <w:right w:val="single" w:sz="5" w:space="0" w:color="000000"/>
-            </w:tcBorders>
-          </w:tcPr>
-          <w:p/>
-        </w:tc>
-      </w:tr>
-      <w:tr>
-        <w:trPr>
-          <w:trHeight w:val="279"/>
-        </w:trPr>
-        <w:tc>
-          <w:tcPr>
-            <w:tcW w:w="3419" w:type="dxa"/>
-            <w:tcBorders>
-              <w:top w:val="single" w:sz="5" w:space="0" w:color="000000"/>
-              <w:left w:val="single" w:sz="5" w:space="0" w:color="000000"/>
-              <w:bottom w:val="single" w:sz="5" w:space="0" w:color="000000"/>
-              <w:right w:val="single" w:sz="5" w:space="0" w:color="000000"/>
-            </w:tcBorders>
-          </w:tcPr>
-          <w:p/>
-        </w:tc>
-        <w:tc>
-          <w:tcPr>
-            <w:tcW w:w="3364" w:type="dxa"/>
-            <w:tcBorders>
-              <w:top w:val="single" w:sz="5" w:space="0" w:color="000000"/>
-              <w:left w:val="single" w:sz="5" w:space="0" w:color="000000"/>
-              <w:bottom w:val="single" w:sz="5" w:space="0" w:color="000000"/>
-              <w:right w:val="single" w:sz="5" w:space="0" w:color="000000"/>
-            </w:tcBorders>
-          </w:tcPr>
-          <w:p/>
-        </w:tc>
-        <w:tc>
-          <w:tcPr>
-            <w:tcW w:w="3458" w:type="dxa"/>
-            <w:tcBorders>
-              <w:top w:val="single" w:sz="5" w:space="0" w:color="000000"/>
-              <w:left w:val="single" w:sz="5" w:space="0" w:color="000000"/>
-              <w:bottom w:val="single" w:sz="5" w:space="0" w:color="000000"/>
-              <w:right w:val="single" w:sz="5" w:space="0" w:color="000000"/>
-            </w:tcBorders>
-          </w:tcPr>
-          <w:p/>
-        </w:tc>
-      </w:tr>
-      <w:tr>
-        <w:trPr>
-          <w:trHeight w:val="279"/>
-        </w:trPr>
-        <w:tc>
-          <w:tcPr>
-            <w:tcW w:w="3419" w:type="dxa"/>
-            <w:tcBorders>
-              <w:top w:val="single" w:sz="5" w:space="0" w:color="000000"/>
-              <w:left w:val="single" w:sz="5" w:space="0" w:color="000000"/>
-              <w:bottom w:val="single" w:sz="5" w:space="0" w:color="000000"/>
-              <w:right w:val="single" w:sz="5" w:space="0" w:color="000000"/>
-            </w:tcBorders>
-          </w:tcPr>
-          <w:p/>
-        </w:tc>
-        <w:tc>
-          <w:tcPr>
-            <w:tcW w:w="3364" w:type="dxa"/>
-            <w:tcBorders>
-              <w:top w:val="single" w:sz="5" w:space="0" w:color="000000"/>
-              <w:left w:val="single" w:sz="5" w:space="0" w:color="000000"/>
-              <w:bottom w:val="single" w:sz="5" w:space="0" w:color="000000"/>
-              <w:right w:val="single" w:sz="5" w:space="0" w:color="000000"/>
-            </w:tcBorders>
-          </w:tcPr>
-          <w:p/>
-        </w:tc>
-        <w:tc>
-          <w:tcPr>
-            <w:tcW w:w="3458" w:type="dxa"/>
-            <w:tcBorders>
-              <w:top w:val="single" w:sz="5" w:space="0" w:color="000000"/>
-              <w:left w:val="single" w:sz="5" w:space="0" w:color="000000"/>
-              <w:bottom w:val="single" w:sz="5" w:space="0" w:color="000000"/>
-              <w:right w:val="single" w:sz="5" w:space="0" w:color="000000"/>
-            </w:tcBorders>
-          </w:tcPr>
-          <w:p/>
-        </w:tc>
-      </w:tr>
-      <w:tr>
-        <w:trPr>
-          <w:trHeight w:val="279"/>
-        </w:trPr>
-        <w:tc>
-          <w:tcPr>
-            <w:tcW w:w="3419" w:type="dxa"/>
-            <w:tcBorders>
-              <w:top w:val="single" w:sz="5" w:space="0" w:color="000000"/>
-              <w:left w:val="single" w:sz="5" w:space="0" w:color="000000"/>
-              <w:bottom w:val="single" w:sz="5" w:space="0" w:color="000000"/>
-              <w:right w:val="single" w:sz="5" w:space="0" w:color="000000"/>
-            </w:tcBorders>
-          </w:tcPr>
-          <w:p/>
-        </w:tc>
-        <w:tc>
-          <w:tcPr>
-            <w:tcW w:w="3364" w:type="dxa"/>
-            <w:tcBorders>
-              <w:top w:val="single" w:sz="5" w:space="0" w:color="000000"/>
-              <w:left w:val="single" w:sz="5" w:space="0" w:color="000000"/>
-              <w:bottom w:val="single" w:sz="5" w:space="0" w:color="000000"/>
-              <w:right w:val="single" w:sz="5" w:space="0" w:color="000000"/>
-            </w:tcBorders>
-          </w:tcPr>
-          <w:p/>
-        </w:tc>
-        <w:tc>
-          <w:tcPr>
-            <w:tcW w:w="3458" w:type="dxa"/>
-            <w:tcBorders>
-              <w:top w:val="single" w:sz="5" w:space="0" w:color="000000"/>
-              <w:left w:val="single" w:sz="5" w:space="0" w:color="000000"/>
-              <w:bottom w:val="single" w:sz="5" w:space="0" w:color="000000"/>
-              <w:right w:val="single" w:sz="5" w:space="0" w:color="000000"/>
-            </w:tcBorders>
-          </w:tcPr>
+              <w:t>Implement a secure PIN-based authentication system for both students</w:t>
+            </w:r>
+          </w:p>
+        </w:tc>
+        <w:tc>
+          <w:tcPr>
+            <w:tcW w:w="3364" w:type="dxa"/>
+            <w:tcBorders>
+              <w:top w:val="single" w:sz="5" w:space="0" w:color="000000"/>
+              <w:left w:val="single" w:sz="5" w:space="0" w:color="000000"/>
+              <w:bottom w:val="single" w:sz="5" w:space="0" w:color="000000"/>
+              <w:right w:val="single" w:sz="5" w:space="0" w:color="000000"/>
+            </w:tcBorders>
+          </w:tcPr>
+          <w:p>
+            <w:r>
+              <w:t>JavaScript keypad input handling for PIN entry</w:t>
+            </w:r>
+          </w:p>
+          <w:p>
+            <w:r>
+              <w:t>Flask session management for authentication and role separation</w:t>
+            </w:r>
+          </w:p>
+        </w:tc>
+        <w:tc>
+          <w:tcPr>
+            <w:tcW w:w="3458" w:type="dxa"/>
+            <w:tcBorders>
+              <w:top w:val="single" w:sz="5" w:space="0" w:color="000000"/>
+              <w:left w:val="single" w:sz="5" w:space="0" w:color="000000"/>
+              <w:bottom w:val="single" w:sz="5" w:space="0" w:color="000000"/>
+              <w:right w:val="single" w:sz="5" w:space="0" w:color="000000"/>
+            </w:tcBorders>
+          </w:tcPr>
+          <w:p>
+            <w:r>
+              <w:t>Successfully implemented a PIN-based login system for students using an on-screen keypad interface</w:t>
+            </w:r>
+          </w:p>
+        </w:tc>
+      </w:tr>
+      <w:tr>
+        <w:trPr>
+          <w:trHeight w:val="279"/>
+        </w:trPr>
+        <w:tc>
+          <w:tcPr>
+            <w:tcW w:w="3419" w:type="dxa"/>
+            <w:tcBorders>
+              <w:top w:val="single" w:sz="5" w:space="0" w:color="000000"/>
+              <w:left w:val="single" w:sz="5" w:space="0" w:color="000000"/>
+              <w:bottom w:val="single" w:sz="5" w:space="0" w:color="000000"/>
+              <w:right w:val="single" w:sz="5" w:space="0" w:color="000000"/>
+            </w:tcBorders>
+          </w:tcPr>
+          <w:p>
+            <w:r>
+              <w:t>Finalize UI design with responsive and visually appealing layout</w:t>
+            </w:r>
+          </w:p>
+        </w:tc>
+        <w:tc>
+          <w:tcPr>
+            <w:tcW w:w="3364" w:type="dxa"/>
+            <w:tcBorders>
+              <w:top w:val="single" w:sz="5" w:space="0" w:color="000000"/>
+              <w:left w:val="single" w:sz="5" w:space="0" w:color="000000"/>
+              <w:bottom w:val="single" w:sz="5" w:space="0" w:color="000000"/>
+              <w:right w:val="single" w:sz="5" w:space="0" w:color="000000"/>
+            </w:tcBorders>
+          </w:tcPr>
+          <w:p>
+            <w:r>
+              <w:t>CSS techniques for gradients, responsive layouts, and consistent UI design</w:t>
+            </w:r>
+          </w:p>
+        </w:tc>
+        <w:tc>
+          <w:tcPr>
+            <w:tcW w:w="3458" w:type="dxa"/>
+            <w:tcBorders>
+              <w:top w:val="single" w:sz="5" w:space="0" w:color="000000"/>
+              <w:left w:val="single" w:sz="5" w:space="0" w:color="000000"/>
+              <w:bottom w:val="single" w:sz="5" w:space="0" w:color="000000"/>
+              <w:right w:val="single" w:sz="5" w:space="0" w:color="000000"/>
+            </w:tcBorders>
+          </w:tcPr>
+          <w:p>
+            <w:r>
+              <w:t xml:space="preserve">Fully upgraded the UI design across all pages with consistent </w:t>
+            </w:r>
+            <w:proofErr w:type="spellStart"/>
+            <w:r>
+              <w:t>color</w:t>
+            </w:r>
+            <w:proofErr w:type="spellEnd"/>
+            <w:r>
+              <w:t xml:space="preserve"> themes, cards, and improved layout</w:t>
+            </w:r>
+          </w:p>
+        </w:tc>
+      </w:tr>
+      <w:tr>
+        <w:trPr>
+          <w:trHeight w:val="279"/>
+        </w:trPr>
+        <w:tc>
+          <w:tcPr>
+            <w:tcW w:w="3419" w:type="dxa"/>
+            <w:tcBorders>
+              <w:top w:val="single" w:sz="5" w:space="0" w:color="000000"/>
+              <w:left w:val="single" w:sz="5" w:space="0" w:color="000000"/>
+              <w:bottom w:val="single" w:sz="5" w:space="0" w:color="000000"/>
+              <w:right w:val="single" w:sz="5" w:space="0" w:color="000000"/>
+            </w:tcBorders>
+          </w:tcPr>
+          <w:p>
+            <w:r>
+              <w:t>H</w:t>
+            </w:r>
+            <w:r>
+              <w:t>andling for invalid inputs</w:t>
+            </w:r>
+          </w:p>
+        </w:tc>
+        <w:tc>
+          <w:tcPr>
+            <w:tcW w:w="3364" w:type="dxa"/>
+            <w:tcBorders>
+              <w:top w:val="single" w:sz="5" w:space="0" w:color="000000"/>
+              <w:left w:val="single" w:sz="5" w:space="0" w:color="000000"/>
+              <w:bottom w:val="single" w:sz="5" w:space="0" w:color="000000"/>
+              <w:right w:val="single" w:sz="5" w:space="0" w:color="000000"/>
+            </w:tcBorders>
+          </w:tcPr>
+          <w:p>
+            <w:r>
+              <w:t>Information on how user input can cause errors in a system if not properly validated</w:t>
+            </w:r>
+          </w:p>
+        </w:tc>
+        <w:tc>
+          <w:tcPr>
+            <w:tcW w:w="3458" w:type="dxa"/>
+            <w:tcBorders>
+              <w:top w:val="single" w:sz="5" w:space="0" w:color="000000"/>
+              <w:left w:val="single" w:sz="5" w:space="0" w:color="000000"/>
+              <w:bottom w:val="single" w:sz="5" w:space="0" w:color="000000"/>
+              <w:right w:val="single" w:sz="5" w:space="0" w:color="000000"/>
+            </w:tcBorders>
+          </w:tcPr>
+          <w:p>
+            <w:r>
+              <w:t>Implemented comprehensive input validation across login, menu, tray, payment, and admin panel</w:t>
+            </w:r>
+          </w:p>
+          <w:p>
+            <w:r>
+              <w:t>Added error messages</w:t>
+            </w:r>
+          </w:p>
+        </w:tc>
+      </w:tr>
+      <w:tr>
+        <w:trPr>
+          <w:trHeight w:val="279"/>
+        </w:trPr>
+        <w:tc>
+          <w:tcPr>
+            <w:tcW w:w="3419" w:type="dxa"/>
+            <w:tcBorders>
+              <w:top w:val="single" w:sz="5" w:space="0" w:color="000000"/>
+              <w:left w:val="single" w:sz="5" w:space="0" w:color="000000"/>
+              <w:bottom w:val="single" w:sz="5" w:space="0" w:color="000000"/>
+              <w:right w:val="single" w:sz="5" w:space="0" w:color="000000"/>
+            </w:tcBorders>
+          </w:tcPr>
+          <w:p>
+            <w:r>
+              <w:t>Saving data containing sales and revenue + history of purchased from students</w:t>
+            </w:r>
+          </w:p>
+        </w:tc>
+        <w:tc>
+          <w:tcPr>
+            <w:tcW w:w="3364" w:type="dxa"/>
+            <w:tcBorders>
+              <w:top w:val="single" w:sz="5" w:space="0" w:color="000000"/>
+              <w:left w:val="single" w:sz="5" w:space="0" w:color="000000"/>
+              <w:bottom w:val="single" w:sz="5" w:space="0" w:color="000000"/>
+              <w:right w:val="single" w:sz="5" w:space="0" w:color="000000"/>
+            </w:tcBorders>
+          </w:tcPr>
+          <w:p>
+            <w:r>
+              <w:t>Information on how transaction data can be stored and organized, including tracking item sales, total revenue, and purchase history per user</w:t>
+            </w:r>
+          </w:p>
+        </w:tc>
+        <w:tc>
+          <w:tcPr>
+            <w:tcW w:w="3458" w:type="dxa"/>
+            <w:tcBorders>
+              <w:top w:val="single" w:sz="5" w:space="0" w:color="000000"/>
+              <w:left w:val="single" w:sz="5" w:space="0" w:color="000000"/>
+              <w:bottom w:val="single" w:sz="5" w:space="0" w:color="000000"/>
+              <w:right w:val="single" w:sz="5" w:space="0" w:color="000000"/>
+            </w:tcBorders>
+          </w:tcPr>
+          <w:p>
+            <w:r>
+              <w:t>Successfully implemented this feature</w:t>
+            </w:r>
+          </w:p>
           <w:p/>
         </w:tc>
       </w:tr>
@@ -5887,48 +5949,64 @@
               <w:right w:val="single" w:sz="5" w:space="0" w:color="000000"/>
             </w:tcBorders>
           </w:tcPr>
-          <w:p/>
-        </w:tc>
-        <w:tc>
-          <w:tcPr>
-            <w:tcW w:w="3364" w:type="dxa"/>
-            <w:tcBorders>
-              <w:top w:val="single" w:sz="5" w:space="0" w:color="000000"/>
-              <w:left w:val="single" w:sz="5" w:space="0" w:color="000000"/>
-              <w:bottom w:val="single" w:sz="5" w:space="0" w:color="000000"/>
-              <w:right w:val="single" w:sz="5" w:space="0" w:color="000000"/>
-            </w:tcBorders>
-          </w:tcPr>
-          <w:p/>
-        </w:tc>
-        <w:tc>
-          <w:tcPr>
-            <w:tcW w:w="3458" w:type="dxa"/>
-            <w:tcBorders>
-              <w:top w:val="single" w:sz="5" w:space="0" w:color="000000"/>
-              <w:left w:val="single" w:sz="5" w:space="0" w:color="000000"/>
-              <w:bottom w:val="single" w:sz="5" w:space="0" w:color="000000"/>
-              <w:right w:val="single" w:sz="5" w:space="0" w:color="000000"/>
-            </w:tcBorders>
-          </w:tcPr>
-          <w:p/>
-        </w:tc>
-      </w:tr>
-      <w:tr>
-        <w:trPr>
-          <w:trHeight w:val="279"/>
-        </w:trPr>
-        <w:tc>
-          <w:tcPr>
-            <w:tcW w:w="3419" w:type="dxa"/>
-            <w:tcBorders>
-              <w:top w:val="single" w:sz="5" w:space="0" w:color="000000"/>
-              <w:left w:val="single" w:sz="5" w:space="0" w:color="000000"/>
-              <w:bottom w:val="single" w:sz="5" w:space="0" w:color="000000"/>
-              <w:right w:val="single" w:sz="5" w:space="0" w:color="000000"/>
-            </w:tcBorders>
-          </w:tcPr>
-          <w:p/>
+          <w:p>
+            <w:r>
+              <w:t>The system now provides secure authentication for both users and admin</w:t>
+            </w:r>
+          </w:p>
+        </w:tc>
+        <w:tc>
+          <w:tcPr>
+            <w:tcW w:w="3364" w:type="dxa"/>
+            <w:tcBorders>
+              <w:top w:val="single" w:sz="5" w:space="0" w:color="000000"/>
+              <w:left w:val="single" w:sz="5" w:space="0" w:color="000000"/>
+              <w:bottom w:val="single" w:sz="5" w:space="0" w:color="000000"/>
+              <w:right w:val="single" w:sz="5" w:space="0" w:color="000000"/>
+            </w:tcBorders>
+          </w:tcPr>
+          <w:p>
+            <w:r>
+              <w:t>UI is significantly improved and resembles a real-world self-checkout system</w:t>
+            </w:r>
+          </w:p>
+        </w:tc>
+        <w:tc>
+          <w:tcPr>
+            <w:tcW w:w="3458" w:type="dxa"/>
+            <w:tcBorders>
+              <w:top w:val="single" w:sz="5" w:space="0" w:color="000000"/>
+              <w:left w:val="single" w:sz="5" w:space="0" w:color="000000"/>
+              <w:bottom w:val="single" w:sz="5" w:space="0" w:color="000000"/>
+              <w:right w:val="single" w:sz="5" w:space="0" w:color="000000"/>
+            </w:tcBorders>
+          </w:tcPr>
+          <w:p>
+            <w:r>
+              <w:t>Navigation and usability are smooth</w:t>
+            </w:r>
+          </w:p>
+        </w:tc>
+      </w:tr>
+      <w:tr>
+        <w:trPr>
+          <w:trHeight w:val="279"/>
+        </w:trPr>
+        <w:tc>
+          <w:tcPr>
+            <w:tcW w:w="3419" w:type="dxa"/>
+            <w:tcBorders>
+              <w:top w:val="single" w:sz="5" w:space="0" w:color="000000"/>
+              <w:left w:val="single" w:sz="5" w:space="0" w:color="000000"/>
+              <w:bottom w:val="single" w:sz="5" w:space="0" w:color="000000"/>
+              <w:right w:val="single" w:sz="5" w:space="0" w:color="000000"/>
+            </w:tcBorders>
+          </w:tcPr>
+          <w:p>
+            <w:r>
+              <w:t>The invalid input handling is probably full proof</w:t>
+            </w:r>
+          </w:p>
         </w:tc>
         <w:tc>
           <w:tcPr>
